--- a/Coding 2 - year/Unit 5 - Sorting Searching & Recursion/Daily Lesson Plans/Word/Day 16.docx
+++ b/Coding 2 - year/Unit 5 - Sorting Searching & Recursion/Daily Lesson Plans/Word/Day 16.docx
@@ -50,12 +50,15 @@
               </w:rPr>
               <w:t xml:space="preserve">Coding II — Full Year</w:t>
             </w:r>
-          </w:p>
-          <w:p>
-            <w:pPr>
-              <w:spacing w:before="40"/>
-              <w:jc w:val="center"/>
-            </w:pPr>
+            <w:r>
+              <w:rPr>
+                <w:rFonts w:ascii="Arial" w:cs="Arial" w:eastAsia="Arial" w:hAnsi="Arial"/>
+                <w:sz w:val="16"/>
+                <w:szCs w:val="16"/>
+              </w:rPr>
+              <w:br/>
+              <w:t xml:space="preserve"/>
+            </w:r>
             <w:r>
               <w:rPr>
                 <w:rFonts w:ascii="Arial" w:cs="Arial" w:eastAsia="Arial" w:hAnsi="Arial"/>
@@ -83,7 +86,7 @@
           <w:rFonts w:ascii="Arial" w:cs="Arial" w:eastAsia="Arial" w:hAnsi="Arial"/>
           <w:b/>
           <w:bCs/>
-          <w:color w:val="0D3B1F"/>
+          <w:color w:val="1B7A4A"/>
           <w:sz w:val="32"/>
           <w:szCs w:val="32"/>
         </w:rPr>
@@ -261,9 +264,9 @@
               <w:right w:val="single" w:color="CCCCCC" w:sz="1"/>
             </w:tcBorders>
             <w:tcMar>
-              <w:top w:type="dxa" w:w="60"/>
+              <w:top w:type="dxa" w:w="80"/>
               <w:left w:type="dxa" w:w="120"/>
-              <w:bottom w:type="dxa" w:w="60"/>
+              <w:bottom w:type="dxa" w:w="80"/>
               <w:right w:type="dxa" w:w="120"/>
             </w:tcMar>
           </w:tcPr>
@@ -290,20 +293,213 @@
               <w:right w:val="single" w:color="CCCCCC" w:sz="1"/>
             </w:tcBorders>
             <w:tcMar>
-              <w:top w:type="dxa" w:w="60"/>
+              <w:top w:type="dxa" w:w="80"/>
               <w:left w:type="dxa" w:w="120"/>
-              <w:bottom w:type="dxa" w:w="60"/>
+              <w:bottom w:type="dxa" w:w="80"/>
               <w:right w:type="dxa" w:w="120"/>
             </w:tcMar>
           </w:tcPr>
           <w:p>
-            <w:r>
-              <w:rPr>
-                <w:rFonts w:ascii="Arial" w:cs="Arial" w:eastAsia="Arial" w:hAnsi="Arial"/>
-                <w:sz w:val="20"/>
-                <w:szCs w:val="20"/>
+            <w:pPr>
+              <w:spacing w:after="80" w:before="80"/>
+            </w:pPr>
+            <w:r>
+              <w:rPr>
+                <w:rFonts w:ascii="Arial" w:cs="Arial" w:eastAsia="Arial" w:hAnsi="Arial"/>
+                <w:b/>
+                <w:bCs/>
+                <w:i w:val="false"/>
+                <w:iCs w:val="false"/>
+                <w:color w:val="000000"/>
+                <w:sz w:val="22"/>
+                <w:szCs w:val="22"/>
               </w:rPr>
               <w:t xml:space="preserve">Bell Ringer / Review</w:t>
+            </w:r>
+            <w:r>
+              <w:rPr>
+                <w:rFonts w:ascii="Arial" w:cs="Arial" w:eastAsia="Arial" w:hAnsi="Arial"/>
+                <w:sz w:val="20"/>
+                <w:szCs w:val="20"/>
+              </w:rPr>
+              <w:br/>
+              <w:t xml:space="preserve"/>
+            </w:r>
+            <w:r>
+              <w:rPr>
+                <w:rFonts w:ascii="Arial" w:cs="Arial" w:eastAsia="Arial" w:hAnsi="Arial"/>
+                <w:sz w:val="20"/>
+                <w:szCs w:val="20"/>
+              </w:rPr>
+              <w:br/>
+              <w:t xml:space="preserve"/>
+            </w:r>
+            <w:r>
+              <w:rPr>
+                <w:rFonts w:ascii="Arial" w:cs="Arial" w:eastAsia="Arial" w:hAnsi="Arial"/>
+                <w:b/>
+                <w:bCs/>
+                <w:i w:val="false"/>
+                <w:iCs w:val="false"/>
+                <w:color w:val="000000"/>
+                <w:sz w:val="20"/>
+                <w:szCs w:val="20"/>
+              </w:rPr>
+              <w:t xml:space="preserve">Quick Write </w:t>
+            </w:r>
+            <w:r>
+              <w:rPr>
+                <w:rFonts w:ascii="Arial" w:cs="Arial" w:eastAsia="Arial" w:hAnsi="Arial"/>
+                <w:b w:val="false"/>
+                <w:bCs w:val="false"/>
+                <w:i w:val="false"/>
+                <w:iCs w:val="false"/>
+                <w:color w:val="000000"/>
+                <w:sz w:val="20"/>
+                <w:szCs w:val="20"/>
+              </w:rPr>
+              <w:t xml:space="preserve">(3 min — written or verbal):</w:t>
+            </w:r>
+            <w:r>
+              <w:rPr>
+                <w:rFonts w:ascii="Arial" w:cs="Arial" w:eastAsia="Arial" w:hAnsi="Arial"/>
+                <w:sz w:val="20"/>
+                <w:szCs w:val="20"/>
+              </w:rPr>
+              <w:br/>
+              <w:t xml:space="preserve"/>
+            </w:r>
+            <w:r>
+              <w:rPr>
+                <w:rFonts w:ascii="Arial" w:cs="Arial" w:eastAsia="Arial" w:hAnsi="Arial"/>
+                <w:b w:val="false"/>
+                <w:bCs w:val="false"/>
+                <w:i w:val="false"/>
+                <w:iCs w:val="false"/>
+                <w:color w:val="000000"/>
+                <w:sz w:val="20"/>
+                <w:szCs w:val="20"/>
+              </w:rPr>
+              <w:t xml:space="preserve">    What do you already know about how to implement quick sort efficiently and understand its worst-case behavior?</w:t>
+            </w:r>
+            <w:r>
+              <w:rPr>
+                <w:rFonts w:ascii="Arial" w:cs="Arial" w:eastAsia="Arial" w:hAnsi="Arial"/>
+                <w:sz w:val="20"/>
+                <w:szCs w:val="20"/>
+              </w:rPr>
+              <w:br/>
+              <w:t xml:space="preserve"/>
+            </w:r>
+            <w:r>
+              <w:rPr>
+                <w:rFonts w:ascii="Arial" w:cs="Arial" w:eastAsia="Arial" w:hAnsi="Arial"/>
+                <w:sz w:val="20"/>
+                <w:szCs w:val="20"/>
+              </w:rPr>
+              <w:br/>
+              <w:t xml:space="preserve"/>
+            </w:r>
+            <w:r>
+              <w:rPr>
+                <w:rFonts w:ascii="Arial" w:cs="Arial" w:eastAsia="Arial" w:hAnsi="Arial"/>
+                <w:b/>
+                <w:bCs/>
+                <w:i w:val="false"/>
+                <w:iCs w:val="false"/>
+                <w:color w:val="000000"/>
+                <w:sz w:val="20"/>
+                <w:szCs w:val="20"/>
+              </w:rPr>
+              <w:t xml:space="preserve">Vocabulary Preview — </w:t>
+            </w:r>
+            <w:r>
+              <w:rPr>
+                <w:rFonts w:ascii="Arial" w:cs="Arial" w:eastAsia="Arial" w:hAnsi="Arial"/>
+                <w:b w:val="false"/>
+                <w:bCs w:val="false"/>
+                <w:i w:val="false"/>
+                <w:iCs w:val="false"/>
+                <w:color w:val="000000"/>
+                <w:sz w:val="20"/>
+                <w:szCs w:val="20"/>
+              </w:rPr>
+              <w:t xml:space="preserve">terms we'll use today:</w:t>
+            </w:r>
+            <w:r>
+              <w:rPr>
+                <w:rFonts w:ascii="Arial" w:cs="Arial" w:eastAsia="Arial" w:hAnsi="Arial"/>
+                <w:sz w:val="20"/>
+                <w:szCs w:val="20"/>
+              </w:rPr>
+              <w:br/>
+              <w:t xml:space="preserve"/>
+            </w:r>
+            <w:r>
+              <w:rPr>
+                <w:rFonts w:ascii="Arial" w:cs="Arial" w:eastAsia="Arial" w:hAnsi="Arial"/>
+                <w:b w:val="false"/>
+                <w:bCs w:val="false"/>
+                <w:i w:val="false"/>
+                <w:iCs w:val="false"/>
+                <w:color w:val="000000"/>
+                <w:sz w:val="20"/>
+                <w:szCs w:val="20"/>
+              </w:rPr>
+              <w:t xml:space="preserve">    • Quick Sort Complexity Analysis   •   Worst Case Example   •   Why It's Still Popular   •   Randomization</w:t>
+            </w:r>
+            <w:r>
+              <w:rPr>
+                <w:rFonts w:ascii="Arial" w:cs="Arial" w:eastAsia="Arial" w:hAnsi="Arial"/>
+                <w:sz w:val="20"/>
+                <w:szCs w:val="20"/>
+              </w:rPr>
+              <w:br/>
+              <w:t xml:space="preserve"/>
+            </w:r>
+            <w:r>
+              <w:rPr>
+                <w:rFonts w:ascii="Arial" w:cs="Arial" w:eastAsia="Arial" w:hAnsi="Arial"/>
+                <w:sz w:val="20"/>
+                <w:szCs w:val="20"/>
+              </w:rPr>
+              <w:br/>
+              <w:t xml:space="preserve"/>
+            </w:r>
+            <w:r>
+              <w:rPr>
+                <w:rFonts w:ascii="Arial" w:cs="Arial" w:eastAsia="Arial" w:hAnsi="Arial"/>
+                <w:b w:val="false"/>
+                <w:bCs w:val="false"/>
+                <w:i/>
+                <w:iCs/>
+                <w:color w:val="444444"/>
+                <w:sz w:val="20"/>
+                <w:szCs w:val="20"/>
+              </w:rPr>
+              <w:t xml:space="preserve">Today's Goal: By the end of class you will be able to implement quick sort efficiently and understand its worst-case behavior.</w:t>
+            </w:r>
+            <w:r>
+              <w:rPr>
+                <w:rFonts w:ascii="Arial" w:cs="Arial" w:eastAsia="Arial" w:hAnsi="Arial"/>
+                <w:sz w:val="20"/>
+                <w:szCs w:val="20"/>
+              </w:rPr>
+              <w:br/>
+              <w:t xml:space="preserve"/>
+            </w:r>
+            <w:r>
+              <w:rPr>
+                <w:rFonts w:ascii="Arial" w:cs="Arial" w:eastAsia="Arial" w:hAnsi="Arial"/>
+                <w:b w:val="false"/>
+                <w:bCs w:val="false"/>
+                <w:i/>
+                <w:iCs/>
+                <w:color w:val="555555"/>
+                <w:sz w:val="20"/>
+                <w:szCs w:val="20"/>
+              </w:rPr>
+              <w:t xml:space="preserve">→ Pair-share your response, then 2–3 students share with the class.</w:t>
             </w:r>
           </w:p>
         </w:tc>
@@ -319,9 +515,9 @@
               <w:right w:val="single" w:color="CCCCCC" w:sz="1"/>
             </w:tcBorders>
             <w:tcMar>
-              <w:top w:type="dxa" w:w="60"/>
+              <w:top w:type="dxa" w:w="80"/>
               <w:left w:type="dxa" w:w="120"/>
-              <w:bottom w:type="dxa" w:w="60"/>
+              <w:bottom w:type="dxa" w:w="80"/>
               <w:right w:type="dxa" w:w="120"/>
             </w:tcMar>
           </w:tcPr>
@@ -348,20 +544,424 @@
               <w:right w:val="single" w:color="CCCCCC" w:sz="1"/>
             </w:tcBorders>
             <w:tcMar>
-              <w:top w:type="dxa" w:w="60"/>
+              <w:top w:type="dxa" w:w="80"/>
               <w:left w:type="dxa" w:w="120"/>
-              <w:bottom w:type="dxa" w:w="60"/>
+              <w:bottom w:type="dxa" w:w="80"/>
               <w:right w:type="dxa" w:w="120"/>
             </w:tcMar>
           </w:tcPr>
           <w:p>
-            <w:r>
-              <w:rPr>
-                <w:rFonts w:ascii="Arial" w:cs="Arial" w:eastAsia="Arial" w:hAnsi="Arial"/>
-                <w:sz w:val="20"/>
-                <w:szCs w:val="20"/>
-              </w:rPr>
-              <w:t xml:space="preserve">Mini Lesson: Quick Sort Implementation &amp; Worst Case</w:t>
+            <w:pPr>
+              <w:spacing w:after="80" w:before="80"/>
+            </w:pPr>
+            <w:r>
+              <w:rPr>
+                <w:rFonts w:ascii="Arial" w:cs="Arial" w:eastAsia="Arial" w:hAnsi="Arial"/>
+                <w:b/>
+                <w:bCs/>
+                <w:i w:val="false"/>
+                <w:iCs w:val="false"/>
+                <w:color w:val="000000"/>
+                <w:sz w:val="22"/>
+                <w:szCs w:val="22"/>
+              </w:rPr>
+              <w:t xml:space="preserve">Mini Lesson: </w:t>
+            </w:r>
+            <w:r>
+              <w:rPr>
+                <w:rFonts w:ascii="Arial" w:cs="Arial" w:eastAsia="Arial" w:hAnsi="Arial"/>
+                <w:b w:val="false"/>
+                <w:bCs w:val="false"/>
+                <w:i w:val="false"/>
+                <w:iCs w:val="false"/>
+                <w:color w:val="000000"/>
+                <w:sz w:val="22"/>
+                <w:szCs w:val="22"/>
+              </w:rPr>
+              <w:t xml:space="preserve">Quick Sort Implementation &amp; Worst Case</w:t>
+            </w:r>
+            <w:r>
+              <w:rPr>
+                <w:rFonts w:ascii="Arial" w:cs="Arial" w:eastAsia="Arial" w:hAnsi="Arial"/>
+                <w:sz w:val="20"/>
+                <w:szCs w:val="20"/>
+              </w:rPr>
+              <w:br/>
+              <w:t xml:space="preserve"/>
+            </w:r>
+            <w:r>
+              <w:rPr>
+                <w:rFonts w:ascii="Arial" w:cs="Arial" w:eastAsia="Arial" w:hAnsi="Arial"/>
+                <w:sz w:val="20"/>
+                <w:szCs w:val="20"/>
+              </w:rPr>
+              <w:br/>
+              <w:t xml:space="preserve"/>
+            </w:r>
+            <w:r>
+              <w:rPr>
+                <w:rFonts w:ascii="Arial" w:cs="Arial" w:eastAsia="Arial" w:hAnsi="Arial"/>
+                <w:b/>
+                <w:bCs/>
+                <w:i/>
+                <w:iCs/>
+                <w:color w:val="000000"/>
+                <w:sz w:val="20"/>
+                <w:szCs w:val="20"/>
+              </w:rPr>
+              <w:t xml:space="preserve">Learning Target: </w:t>
+            </w:r>
+            <w:r>
+              <w:rPr>
+                <w:rFonts w:ascii="Arial" w:cs="Arial" w:eastAsia="Arial" w:hAnsi="Arial"/>
+                <w:b w:val="false"/>
+                <w:bCs w:val="false"/>
+                <w:i/>
+                <w:iCs/>
+                <w:color w:val="333333"/>
+                <w:sz w:val="20"/>
+                <w:szCs w:val="20"/>
+              </w:rPr>
+              <w:t xml:space="preserve">I can implement quick sort efficiently and understand its worst-case behavior.</w:t>
+            </w:r>
+            <w:r>
+              <w:rPr>
+                <w:rFonts w:ascii="Arial" w:cs="Arial" w:eastAsia="Arial" w:hAnsi="Arial"/>
+                <w:sz w:val="20"/>
+                <w:szCs w:val="20"/>
+              </w:rPr>
+              <w:br/>
+              <w:t xml:space="preserve"/>
+            </w:r>
+            <w:r>
+              <w:rPr>
+                <w:rFonts w:ascii="Arial" w:cs="Arial" w:eastAsia="Arial" w:hAnsi="Arial"/>
+                <w:sz w:val="20"/>
+                <w:szCs w:val="20"/>
+              </w:rPr>
+              <w:br/>
+              <w:t xml:space="preserve"/>
+            </w:r>
+            <w:r>
+              <w:rPr>
+                <w:rFonts w:ascii="Arial" w:cs="Arial" w:eastAsia="Arial" w:hAnsi="Arial"/>
+                <w:b w:val="false"/>
+                <w:bCs w:val="false"/>
+                <w:i w:val="false"/>
+                <w:iCs w:val="false"/>
+                <w:color w:val="000000"/>
+                <w:sz w:val="20"/>
+                <w:szCs w:val="20"/>
+              </w:rPr>
+              <w:t xml:space="preserve">Quick Sort Complexity Analysis:</w:t>
+            </w:r>
+            <w:r>
+              <w:rPr>
+                <w:rFonts w:ascii="Arial" w:cs="Arial" w:eastAsia="Arial" w:hAnsi="Arial"/>
+                <w:sz w:val="20"/>
+                <w:szCs w:val="20"/>
+              </w:rPr>
+              <w:br/>
+              <w:t xml:space="preserve"/>
+            </w:r>
+            <w:r>
+              <w:rPr>
+                <w:rFonts w:ascii="Arial" w:cs="Arial" w:eastAsia="Arial" w:hAnsi="Arial"/>
+                <w:b w:val="false"/>
+                <w:bCs w:val="false"/>
+                <w:i w:val="false"/>
+                <w:iCs w:val="false"/>
+                <w:color w:val="000000"/>
+                <w:sz w:val="20"/>
+                <w:szCs w:val="20"/>
+              </w:rPr>
+              <w:t xml:space="preserve">Randomization: Using random pivot selection makes worst case O(n²) probability negligible</w:t>
+            </w:r>
+            <w:r>
+              <w:rPr>
+                <w:rFonts w:ascii="Arial" w:cs="Arial" w:eastAsia="Arial" w:hAnsi="Arial"/>
+                <w:sz w:val="20"/>
+                <w:szCs w:val="20"/>
+              </w:rPr>
+              <w:br/>
+              <w:t xml:space="preserve"/>
+            </w:r>
+            <w:r>
+              <w:rPr>
+                <w:rFonts w:ascii="Arial" w:cs="Arial" w:eastAsia="Arial" w:hAnsi="Arial"/>
+                <w:sz w:val="20"/>
+                <w:szCs w:val="20"/>
+              </w:rPr>
+              <w:br/>
+              <w:t xml:space="preserve"/>
+            </w:r>
+            <w:r>
+              <w:rPr>
+                <w:rFonts w:ascii="Arial" w:cs="Arial" w:eastAsia="Arial" w:hAnsi="Arial"/>
+                <w:b/>
+                <w:bCs/>
+                <w:i w:val="false"/>
+                <w:iCs w:val="false"/>
+                <w:color w:val="000000"/>
+                <w:sz w:val="20"/>
+                <w:szCs w:val="20"/>
+              </w:rPr>
+              <w:t xml:space="preserve">Key Concepts:</w:t>
+            </w:r>
+            <w:r>
+              <w:rPr>
+                <w:rFonts w:ascii="Arial" w:cs="Arial" w:eastAsia="Arial" w:hAnsi="Arial"/>
+                <w:sz w:val="20"/>
+                <w:szCs w:val="20"/>
+              </w:rPr>
+              <w:br/>
+              <w:t xml:space="preserve"/>
+            </w:r>
+            <w:r>
+              <w:rPr>
+                <w:rFonts w:ascii="Arial" w:cs="Arial" w:eastAsia="Arial" w:hAnsi="Arial"/>
+                <w:b w:val="false"/>
+                <w:bCs w:val="false"/>
+                <w:i w:val="false"/>
+                <w:iCs w:val="false"/>
+                <w:color w:val="000000"/>
+                <w:sz w:val="20"/>
+                <w:szCs w:val="20"/>
+              </w:rPr>
+              <w:t xml:space="preserve">    • Best/Average: O(n log n) — pivot splits array evenly</w:t>
+            </w:r>
+            <w:r>
+              <w:rPr>
+                <w:rFonts w:ascii="Arial" w:cs="Arial" w:eastAsia="Arial" w:hAnsi="Arial"/>
+                <w:sz w:val="20"/>
+                <w:szCs w:val="20"/>
+              </w:rPr>
+              <w:br/>
+              <w:t xml:space="preserve"/>
+            </w:r>
+            <w:r>
+              <w:rPr>
+                <w:rFonts w:ascii="Arial" w:cs="Arial" w:eastAsia="Arial" w:hAnsi="Arial"/>
+                <w:b w:val="false"/>
+                <w:bCs w:val="false"/>
+                <w:i w:val="false"/>
+                <w:iCs w:val="false"/>
+                <w:color w:val="000000"/>
+                <w:sz w:val="20"/>
+                <w:szCs w:val="20"/>
+              </w:rPr>
+              <w:t xml:space="preserve">    • Worst: O(n²) — pivot is always smallest or largest</w:t>
+            </w:r>
+            <w:r>
+              <w:rPr>
+                <w:rFonts w:ascii="Arial" w:cs="Arial" w:eastAsia="Arial" w:hAnsi="Arial"/>
+                <w:sz w:val="20"/>
+                <w:szCs w:val="20"/>
+              </w:rPr>
+              <w:br/>
+              <w:t xml:space="preserve"/>
+            </w:r>
+            <w:r>
+              <w:rPr>
+                <w:rFonts w:ascii="Arial" w:cs="Arial" w:eastAsia="Arial" w:hAnsi="Arial"/>
+                <w:b w:val="false"/>
+                <w:bCs w:val="false"/>
+                <w:i w:val="false"/>
+                <w:iCs w:val="false"/>
+                <w:color w:val="000000"/>
+                <w:sz w:val="20"/>
+                <w:szCs w:val="20"/>
+              </w:rPr>
+              <w:t xml:space="preserve">    • Average case is O(n log n)</w:t>
+            </w:r>
+            <w:r>
+              <w:rPr>
+                <w:rFonts w:ascii="Arial" w:cs="Arial" w:eastAsia="Arial" w:hAnsi="Arial"/>
+                <w:sz w:val="20"/>
+                <w:szCs w:val="20"/>
+              </w:rPr>
+              <w:br/>
+              <w:t xml:space="preserve"/>
+            </w:r>
+            <w:r>
+              <w:rPr>
+                <w:rFonts w:ascii="Arial" w:cs="Arial" w:eastAsia="Arial" w:hAnsi="Arial"/>
+                <w:b w:val="false"/>
+                <w:bCs w:val="false"/>
+                <w:i w:val="false"/>
+                <w:iCs w:val="false"/>
+                <w:color w:val="000000"/>
+                <w:sz w:val="20"/>
+                <w:szCs w:val="20"/>
+              </w:rPr>
+              <w:t xml:space="preserve">    • In-place (uses O(log n) space)</w:t>
+            </w:r>
+            <w:r>
+              <w:rPr>
+                <w:rFonts w:ascii="Arial" w:cs="Arial" w:eastAsia="Arial" w:hAnsi="Arial"/>
+                <w:sz w:val="20"/>
+                <w:szCs w:val="20"/>
+              </w:rPr>
+              <w:br/>
+              <w:t xml:space="preserve"/>
+            </w:r>
+            <w:r>
+              <w:rPr>
+                <w:rFonts w:ascii="Arial" w:cs="Arial" w:eastAsia="Arial" w:hAnsi="Arial"/>
+                <w:b w:val="false"/>
+                <w:bCs w:val="false"/>
+                <w:i w:val="false"/>
+                <w:iCs w:val="false"/>
+                <w:color w:val="000000"/>
+                <w:sz w:val="20"/>
+                <w:szCs w:val="20"/>
+              </w:rPr>
+              <w:t xml:space="preserve">    • Cache-friendly</w:t>
+            </w:r>
+            <w:r>
+              <w:rPr>
+                <w:rFonts w:ascii="Arial" w:cs="Arial" w:eastAsia="Arial" w:hAnsi="Arial"/>
+                <w:sz w:val="20"/>
+                <w:szCs w:val="20"/>
+              </w:rPr>
+              <w:br/>
+              <w:t xml:space="preserve"/>
+            </w:r>
+            <w:r>
+              <w:rPr>
+                <w:rFonts w:ascii="Arial" w:cs="Arial" w:eastAsia="Arial" w:hAnsi="Arial"/>
+                <w:b w:val="false"/>
+                <w:bCs w:val="false"/>
+                <w:i w:val="false"/>
+                <w:iCs w:val="false"/>
+                <w:color w:val="000000"/>
+                <w:sz w:val="20"/>
+                <w:szCs w:val="20"/>
+              </w:rPr>
+              <w:t xml:space="preserve">    • Easy to randomize for worst-case resistance</w:t>
+            </w:r>
+            <w:r>
+              <w:rPr>
+                <w:rFonts w:ascii="Arial" w:cs="Arial" w:eastAsia="Arial" w:hAnsi="Arial"/>
+                <w:sz w:val="20"/>
+                <w:szCs w:val="20"/>
+              </w:rPr>
+              <w:br/>
+              <w:t xml:space="preserve"/>
+            </w:r>
+            <w:r>
+              <w:rPr>
+                <w:rFonts w:ascii="Arial" w:cs="Arial" w:eastAsia="Arial" w:hAnsi="Arial"/>
+                <w:sz w:val="20"/>
+                <w:szCs w:val="20"/>
+              </w:rPr>
+              <w:br/>
+              <w:t xml:space="preserve"/>
+            </w:r>
+            <w:r>
+              <w:rPr>
+                <w:rFonts w:ascii="Arial" w:cs="Arial" w:eastAsia="Arial" w:hAnsi="Arial"/>
+                <w:b/>
+                <w:bCs/>
+                <w:i w:val="false"/>
+                <w:iCs w:val="false"/>
+                <w:color w:val="000000"/>
+                <w:sz w:val="20"/>
+                <w:szCs w:val="20"/>
+              </w:rPr>
+              <w:t xml:space="preserve">Vocabulary: </w:t>
+            </w:r>
+            <w:r>
+              <w:rPr>
+                <w:rFonts w:ascii="Arial" w:cs="Arial" w:eastAsia="Arial" w:hAnsi="Arial"/>
+                <w:b w:val="false"/>
+                <w:bCs w:val="false"/>
+                <w:i w:val="false"/>
+                <w:iCs w:val="false"/>
+                <w:color w:val="000000"/>
+                <w:sz w:val="20"/>
+                <w:szCs w:val="20"/>
+              </w:rPr>
+              <w:t xml:space="preserve">Quick Sort Complexity Analysis, Worst Case Example, Why It's Still Popular, Randomization</w:t>
+            </w:r>
+            <w:r>
+              <w:rPr>
+                <w:rFonts w:ascii="Arial" w:cs="Arial" w:eastAsia="Arial" w:hAnsi="Arial"/>
+                <w:sz w:val="20"/>
+                <w:szCs w:val="20"/>
+              </w:rPr>
+              <w:br/>
+              <w:t xml:space="preserve"/>
+            </w:r>
+            <w:r>
+              <w:rPr>
+                <w:rFonts w:ascii="Arial" w:cs="Arial" w:eastAsia="Arial" w:hAnsi="Arial"/>
+                <w:sz w:val="20"/>
+                <w:szCs w:val="20"/>
+              </w:rPr>
+              <w:br/>
+              <w:t xml:space="preserve"/>
+            </w:r>
+            <w:r>
+              <w:rPr>
+                <w:rFonts w:ascii="Arial" w:cs="Arial" w:eastAsia="Arial" w:hAnsi="Arial"/>
+                <w:b/>
+                <w:bCs/>
+                <w:i/>
+                <w:iCs/>
+                <w:color w:val="555555"/>
+                <w:sz w:val="20"/>
+                <w:szCs w:val="20"/>
+              </w:rPr>
+              <w:t xml:space="preserve">→ Live Demo — </w:t>
+            </w:r>
+            <w:r>
+              <w:rPr>
+                <w:rFonts w:ascii="Arial" w:cs="Arial" w:eastAsia="Arial" w:hAnsi="Arial"/>
+                <w:b w:val="false"/>
+                <w:bCs w:val="false"/>
+                <w:i/>
+                <w:iCs/>
+                <w:color w:val="555555"/>
+                <w:sz w:val="20"/>
+                <w:szCs w:val="20"/>
+              </w:rPr>
+              <w:t xml:space="preserve">type examples as students follow along in their own editor.</w:t>
+            </w:r>
+            <w:r>
+              <w:rPr>
+                <w:rFonts w:ascii="Arial" w:cs="Arial" w:eastAsia="Arial" w:hAnsi="Arial"/>
+                <w:sz w:val="20"/>
+                <w:szCs w:val="20"/>
+              </w:rPr>
+              <w:br/>
+              <w:t xml:space="preserve"/>
+            </w:r>
+            <w:r>
+              <w:rPr>
+                <w:rFonts w:ascii="Arial" w:cs="Arial" w:eastAsia="Arial" w:hAnsi="Arial"/>
+                <w:b/>
+                <w:bCs/>
+                <w:i/>
+                <w:iCs/>
+                <w:color w:val="555555"/>
+                <w:sz w:val="20"/>
+                <w:szCs w:val="20"/>
+              </w:rPr>
+              <w:t xml:space="preserve">→ Check for Understanding: </w:t>
+            </w:r>
+            <w:r>
+              <w:rPr>
+                <w:rFonts w:ascii="Arial" w:cs="Arial" w:eastAsia="Arial" w:hAnsi="Arial"/>
+                <w:b w:val="false"/>
+                <w:bCs w:val="false"/>
+                <w:i/>
+                <w:iCs/>
+                <w:color w:val="555555"/>
+                <w:sz w:val="20"/>
+                <w:szCs w:val="20"/>
+              </w:rPr>
+              <w:t xml:space="preserve">pause and cold-call: “Can someone explain what we just did in their own words?”</w:t>
             </w:r>
           </w:p>
         </w:tc>
@@ -377,9 +977,9 @@
               <w:right w:val="single" w:color="CCCCCC" w:sz="1"/>
             </w:tcBorders>
             <w:tcMar>
-              <w:top w:type="dxa" w:w="60"/>
+              <w:top w:type="dxa" w:w="80"/>
               <w:left w:type="dxa" w:w="120"/>
-              <w:bottom w:type="dxa" w:w="60"/>
+              <w:bottom w:type="dxa" w:w="80"/>
               <w:right w:type="dxa" w:w="120"/>
             </w:tcMar>
           </w:tcPr>
@@ -406,20 +1006,90 @@
               <w:right w:val="single" w:color="CCCCCC" w:sz="1"/>
             </w:tcBorders>
             <w:tcMar>
-              <w:top w:type="dxa" w:w="60"/>
+              <w:top w:type="dxa" w:w="80"/>
               <w:left w:type="dxa" w:w="120"/>
-              <w:bottom w:type="dxa" w:w="60"/>
+              <w:bottom w:type="dxa" w:w="80"/>
               <w:right w:type="dxa" w:w="120"/>
             </w:tcMar>
           </w:tcPr>
           <w:p>
-            <w:r>
-              <w:rPr>
-                <w:rFonts w:ascii="Arial" w:cs="Arial" w:eastAsia="Arial" w:hAnsi="Arial"/>
-                <w:sz w:val="20"/>
-                <w:szCs w:val="20"/>
+            <w:pPr>
+              <w:spacing w:after="80" w:before="80"/>
+            </w:pPr>
+            <w:r>
+              <w:rPr>
+                <w:rFonts w:ascii="Arial" w:cs="Arial" w:eastAsia="Arial" w:hAnsi="Arial"/>
+                <w:b/>
+                <w:bCs/>
+                <w:i w:val="false"/>
+                <w:iCs w:val="false"/>
+                <w:color w:val="000000"/>
+                <w:sz w:val="22"/>
+                <w:szCs w:val="22"/>
               </w:rPr>
               <w:t xml:space="preserve">Guided Practice</w:t>
+            </w:r>
+            <w:r>
+              <w:rPr>
+                <w:rFonts w:ascii="Arial" w:cs="Arial" w:eastAsia="Arial" w:hAnsi="Arial"/>
+                <w:sz w:val="20"/>
+                <w:szCs w:val="20"/>
+              </w:rPr>
+              <w:br/>
+              <w:t xml:space="preserve"/>
+            </w:r>
+            <w:r>
+              <w:rPr>
+                <w:rFonts w:ascii="Arial" w:cs="Arial" w:eastAsia="Arial" w:hAnsi="Arial"/>
+                <w:sz w:val="20"/>
+                <w:szCs w:val="20"/>
+              </w:rPr>
+              <w:br/>
+              <w:t xml:space="preserve"/>
+            </w:r>
+            <w:r>
+              <w:rPr>
+                <w:rFonts w:ascii="Arial" w:cs="Arial" w:eastAsia="Arial" w:hAnsi="Arial"/>
+                <w:b w:val="false"/>
+                <w:bCs w:val="false"/>
+                <w:i w:val="false"/>
+                <w:iCs w:val="false"/>
+                <w:color w:val="000000"/>
+                <w:sz w:val="20"/>
+                <w:szCs w:val="20"/>
+              </w:rPr>
+              <w:t xml:space="preserve">Activity 1: Worst Case Demonstration</w:t>
+            </w:r>
+            <w:r>
+              <w:rPr>
+                <w:rFonts w:ascii="Arial" w:cs="Arial" w:eastAsia="Arial" w:hAnsi="Arial"/>
+                <w:sz w:val="20"/>
+                <w:szCs w:val="20"/>
+              </w:rPr>
+              <w:br/>
+              <w:t xml:space="preserve"/>
+            </w:r>
+            <w:r>
+              <w:rPr>
+                <w:rFonts w:ascii="Arial" w:cs="Arial" w:eastAsia="Arial" w:hAnsi="Arial"/>
+                <w:sz w:val="20"/>
+                <w:szCs w:val="20"/>
+              </w:rPr>
+              <w:br/>
+              <w:t xml:space="preserve"/>
+            </w:r>
+            <w:r>
+              <w:rPr>
+                <w:rFonts w:ascii="Arial" w:cs="Arial" w:eastAsia="Arial" w:hAnsi="Arial"/>
+                <w:b w:val="false"/>
+                <w:bCs w:val="false"/>
+                <w:i/>
+                <w:iCs/>
+                <w:color w:val="555555"/>
+                <w:sz w:val="20"/>
+                <w:szCs w:val="20"/>
+              </w:rPr>
+              <w:t xml:space="preserve">→ Teacher models — students try alongside, then compare results.</w:t>
             </w:r>
           </w:p>
         </w:tc>
@@ -435,9 +1105,9 @@
               <w:right w:val="single" w:color="CCCCCC" w:sz="1"/>
             </w:tcBorders>
             <w:tcMar>
-              <w:top w:type="dxa" w:w="60"/>
+              <w:top w:type="dxa" w:w="80"/>
               <w:left w:type="dxa" w:w="120"/>
-              <w:bottom w:type="dxa" w:w="60"/>
+              <w:bottom w:type="dxa" w:w="80"/>
               <w:right w:type="dxa" w:w="120"/>
             </w:tcMar>
           </w:tcPr>
@@ -450,7 +1120,7 @@
                 <w:sz w:val="20"/>
                 <w:szCs w:val="20"/>
               </w:rPr>
-              <w:t xml:space="preserve">15-20 min</w:t>
+              <w:t xml:space="preserve">15–20 min</w:t>
             </w:r>
           </w:p>
         </w:tc>
@@ -464,20 +1134,81 @@
               <w:right w:val="single" w:color="CCCCCC" w:sz="1"/>
             </w:tcBorders>
             <w:tcMar>
-              <w:top w:type="dxa" w:w="60"/>
+              <w:top w:type="dxa" w:w="80"/>
               <w:left w:type="dxa" w:w="120"/>
-              <w:bottom w:type="dxa" w:w="60"/>
+              <w:bottom w:type="dxa" w:w="80"/>
               <w:right w:type="dxa" w:w="120"/>
             </w:tcMar>
           </w:tcPr>
           <w:p>
-            <w:r>
-              <w:rPr>
-                <w:rFonts w:ascii="Arial" w:cs="Arial" w:eastAsia="Arial" w:hAnsi="Arial"/>
-                <w:sz w:val="20"/>
-                <w:szCs w:val="20"/>
+            <w:pPr>
+              <w:spacing w:after="80" w:before="80"/>
+            </w:pPr>
+            <w:r>
+              <w:rPr>
+                <w:rFonts w:ascii="Arial" w:cs="Arial" w:eastAsia="Arial" w:hAnsi="Arial"/>
+                <w:b/>
+                <w:bCs/>
+                <w:i w:val="false"/>
+                <w:iCs w:val="false"/>
+                <w:color w:val="000000"/>
+                <w:sz w:val="22"/>
+                <w:szCs w:val="22"/>
               </w:rPr>
               <w:t xml:space="preserve">Independent Practice / Code Along</w:t>
+            </w:r>
+            <w:r>
+              <w:rPr>
+                <w:rFonts w:ascii="Arial" w:cs="Arial" w:eastAsia="Arial" w:hAnsi="Arial"/>
+                <w:sz w:val="20"/>
+                <w:szCs w:val="20"/>
+              </w:rPr>
+              <w:br/>
+              <w:t xml:space="preserve"/>
+            </w:r>
+            <w:r>
+              <w:rPr>
+                <w:rFonts w:ascii="Arial" w:cs="Arial" w:eastAsia="Arial" w:hAnsi="Arial"/>
+                <w:b w:val="false"/>
+                <w:bCs w:val="false"/>
+                <w:i w:val="false"/>
+                <w:iCs w:val="false"/>
+                <w:color w:val="000000"/>
+                <w:sz w:val="20"/>
+                <w:szCs w:val="20"/>
+              </w:rPr>
+              <w:t xml:space="preserve">    Work through problems from the day's exercise set.</w:t>
+            </w:r>
+            <w:r>
+              <w:rPr>
+                <w:rFonts w:ascii="Arial" w:cs="Arial" w:eastAsia="Arial" w:hAnsi="Arial"/>
+                <w:sz w:val="20"/>
+                <w:szCs w:val="20"/>
+              </w:rPr>
+              <w:br/>
+              <w:t xml:space="preserve"/>
+            </w:r>
+            <w:r>
+              <w:rPr>
+                <w:rFonts w:ascii="Arial" w:cs="Arial" w:eastAsia="Arial" w:hAnsi="Arial"/>
+                <w:sz w:val="20"/>
+                <w:szCs w:val="20"/>
+              </w:rPr>
+              <w:br/>
+              <w:t xml:space="preserve"/>
+            </w:r>
+            <w:r>
+              <w:rPr>
+                <w:rFonts w:ascii="Arial" w:cs="Arial" w:eastAsia="Arial" w:hAnsi="Arial"/>
+                <w:b w:val="false"/>
+                <w:bCs w:val="false"/>
+                <w:i/>
+                <w:iCs/>
+                <w:color w:val="555555"/>
+                <w:sz w:val="20"/>
+                <w:szCs w:val="20"/>
+              </w:rPr>
+              <w:t xml:space="preserve">→ Teacher circulates — offer hints, check for understanding.</w:t>
             </w:r>
           </w:p>
         </w:tc>
@@ -493,9 +1224,9 @@
               <w:right w:val="single" w:color="CCCCCC" w:sz="1"/>
             </w:tcBorders>
             <w:tcMar>
-              <w:top w:type="dxa" w:w="60"/>
+              <w:top w:type="dxa" w:w="80"/>
               <w:left w:type="dxa" w:w="120"/>
-              <w:bottom w:type="dxa" w:w="60"/>
+              <w:bottom w:type="dxa" w:w="80"/>
               <w:right w:type="dxa" w:w="120"/>
             </w:tcMar>
           </w:tcPr>
@@ -522,20 +1253,90 @@
               <w:right w:val="single" w:color="CCCCCC" w:sz="1"/>
             </w:tcBorders>
             <w:tcMar>
-              <w:top w:type="dxa" w:w="60"/>
+              <w:top w:type="dxa" w:w="80"/>
               <w:left w:type="dxa" w:w="120"/>
-              <w:bottom w:type="dxa" w:w="60"/>
+              <w:bottom w:type="dxa" w:w="80"/>
               <w:right w:type="dxa" w:w="120"/>
             </w:tcMar>
           </w:tcPr>
           <w:p>
-            <w:r>
-              <w:rPr>
-                <w:rFonts w:ascii="Arial" w:cs="Arial" w:eastAsia="Arial" w:hAnsi="Arial"/>
-                <w:sz w:val="20"/>
-                <w:szCs w:val="20"/>
+            <w:pPr>
+              <w:spacing w:after="80" w:before="80"/>
+            </w:pPr>
+            <w:r>
+              <w:rPr>
+                <w:rFonts w:ascii="Arial" w:cs="Arial" w:eastAsia="Arial" w:hAnsi="Arial"/>
+                <w:b/>
+                <w:bCs/>
+                <w:i w:val="false"/>
+                <w:iCs w:val="false"/>
+                <w:color w:val="000000"/>
+                <w:sz w:val="22"/>
+                <w:szCs w:val="22"/>
               </w:rPr>
               <w:t xml:space="preserve">Exit Ticket / Wrap-Up</w:t>
+            </w:r>
+            <w:r>
+              <w:rPr>
+                <w:rFonts w:ascii="Arial" w:cs="Arial" w:eastAsia="Arial" w:hAnsi="Arial"/>
+                <w:sz w:val="20"/>
+                <w:szCs w:val="20"/>
+              </w:rPr>
+              <w:br/>
+              <w:t xml:space="preserve"/>
+            </w:r>
+            <w:r>
+              <w:rPr>
+                <w:rFonts w:ascii="Arial" w:cs="Arial" w:eastAsia="Arial" w:hAnsi="Arial"/>
+                <w:sz w:val="20"/>
+                <w:szCs w:val="20"/>
+              </w:rPr>
+              <w:br/>
+              <w:t xml:space="preserve"/>
+            </w:r>
+            <w:r>
+              <w:rPr>
+                <w:rFonts w:ascii="Arial" w:cs="Arial" w:eastAsia="Arial" w:hAnsi="Arial"/>
+                <w:b w:val="false"/>
+                <w:bCs w:val="false"/>
+                <w:i w:val="false"/>
+                <w:iCs w:val="false"/>
+                <w:color w:val="000000"/>
+                <w:sz w:val="20"/>
+                <w:szCs w:val="20"/>
+              </w:rPr>
+              <w:t xml:space="preserve">Quick Check: Implement quick sort efficiently and understand its worst-case behavior?</w:t>
+            </w:r>
+            <w:r>
+              <w:rPr>
+                <w:rFonts w:ascii="Arial" w:cs="Arial" w:eastAsia="Arial" w:hAnsi="Arial"/>
+                <w:sz w:val="20"/>
+                <w:szCs w:val="20"/>
+              </w:rPr>
+              <w:br/>
+              <w:t xml:space="preserve"/>
+            </w:r>
+            <w:r>
+              <w:rPr>
+                <w:rFonts w:ascii="Arial" w:cs="Arial" w:eastAsia="Arial" w:hAnsi="Arial"/>
+                <w:sz w:val="20"/>
+                <w:szCs w:val="20"/>
+              </w:rPr>
+              <w:br/>
+              <w:t xml:space="preserve"/>
+            </w:r>
+            <w:r>
+              <w:rPr>
+                <w:rFonts w:ascii="Arial" w:cs="Arial" w:eastAsia="Arial" w:hAnsi="Arial"/>
+                <w:b w:val="false"/>
+                <w:bCs w:val="false"/>
+                <w:i/>
+                <w:iCs/>
+                <w:color w:val="555555"/>
+                <w:sz w:val="20"/>
+                <w:szCs w:val="20"/>
+              </w:rPr>
+              <w:t xml:space="preserve">→ 3–2–1: Name 3 things learned, 2 new vocab words, 1 question you still have.</w:t>
             </w:r>
           </w:p>
         </w:tc>
@@ -922,19 +1723,6 @@
                 <w:sz w:val="18"/>
                 <w:szCs w:val="18"/>
               </w:rPr>
-              <w:t xml:space="preserve"># Complete quick sort implementation</w:t>
-            </w:r>
-          </w:p>
-          <w:p>
-            <w:pPr>
-              <w:spacing w:after="20"/>
-            </w:pPr>
-            <w:r>
-              <w:rPr>
-                <w:rFonts w:ascii="Courier New" w:cs="Courier New" w:eastAsia="Courier New" w:hAnsi="Courier New"/>
-                <w:sz w:val="18"/>
-                <w:szCs w:val="18"/>
-              </w:rPr>
               <w:t xml:space="preserve">def quick_sort(arr):</w:t>
             </w:r>
           </w:p>
@@ -1195,7 +1983,7 @@
                 <w:sz w:val="18"/>
                 <w:szCs w:val="18"/>
               </w:rPr>
-              <w:t xml:space="preserve"># Random pivot variant</w:t>
+              <w:t xml:space="preserve"> </w:t>
             </w:r>
           </w:p>
           <w:p>
@@ -1442,7 +2230,7 @@
                 <w:sz w:val="18"/>
                 <w:szCs w:val="18"/>
               </w:rPr>
-              <w:t xml:space="preserve"># Test performance on worst case</w:t>
+              <w:t xml:space="preserve"> </w:t>
             </w:r>
           </w:p>
           <w:p>
@@ -1741,7 +2529,7 @@
                 <w:sz w:val="18"/>
                 <w:szCs w:val="18"/>
               </w:rPr>
-              <w:t xml:space="preserve"># Comparison with merge sort</w:t>
+              <w:t xml:space="preserve"> </w:t>
             </w:r>
           </w:p>
           <w:p>
@@ -2352,7 +3140,7 @@
                 <w:sz w:val="18"/>
                 <w:szCs w:val="18"/>
               </w:rPr>
-              <w:t xml:space="preserve"># Count swaps and comparisons</w:t>
+              <w:t xml:space="preserve"> </w:t>
             </w:r>
           </w:p>
           <w:p>
@@ -2835,7 +3623,72 @@
                 <w:sz w:val="18"/>
                 <w:szCs w:val="18"/>
               </w:rPr>
-              <w:t xml:space="preserve"># Beginner - standard implementation as shown above</w:t>
+              <w:t xml:space="preserve">def partition_three_way(arr, low, high):</w:t>
+            </w:r>
+          </w:p>
+          <w:p>
+            <w:pPr>
+              <w:spacing w:after="20"/>
+            </w:pPr>
+            <w:r>
+              <w:rPr>
+                <w:rFonts w:ascii="Courier New" w:cs="Courier New" w:eastAsia="Courier New" w:hAnsi="Courier New"/>
+                <w:sz w:val="18"/>
+                <w:szCs w:val="18"/>
+              </w:rPr>
+              <w:t xml:space="preserve">    """Partition into &lt;, ==, &gt; pivot. Returns (lt, gt) indices."""</w:t>
+            </w:r>
+          </w:p>
+          <w:p>
+            <w:pPr>
+              <w:spacing w:after="20"/>
+            </w:pPr>
+            <w:r>
+              <w:rPr>
+                <w:rFonts w:ascii="Courier New" w:cs="Courier New" w:eastAsia="Courier New" w:hAnsi="Courier New"/>
+                <w:sz w:val="18"/>
+                <w:szCs w:val="18"/>
+              </w:rPr>
+              <w:t xml:space="preserve">    pivot = arr[low]</w:t>
+            </w:r>
+          </w:p>
+          <w:p>
+            <w:pPr>
+              <w:spacing w:after="20"/>
+            </w:pPr>
+            <w:r>
+              <w:rPr>
+                <w:rFonts w:ascii="Courier New" w:cs="Courier New" w:eastAsia="Courier New" w:hAnsi="Courier New"/>
+                <w:sz w:val="18"/>
+                <w:szCs w:val="18"/>
+              </w:rPr>
+              <w:t xml:space="preserve">    lt = low</w:t>
+            </w:r>
+          </w:p>
+          <w:p>
+            <w:pPr>
+              <w:spacing w:after="20"/>
+            </w:pPr>
+            <w:r>
+              <w:rPr>
+                <w:rFonts w:ascii="Courier New" w:cs="Courier New" w:eastAsia="Courier New" w:hAnsi="Courier New"/>
+                <w:sz w:val="18"/>
+                <w:szCs w:val="18"/>
+              </w:rPr>
+              <w:t xml:space="preserve">    gt = high</w:t>
+            </w:r>
+          </w:p>
+          <w:p>
+            <w:pPr>
+              <w:spacing w:after="20"/>
+            </w:pPr>
+            <w:r>
+              <w:rPr>
+                <w:rFonts w:ascii="Courier New" w:cs="Courier New" w:eastAsia="Courier New" w:hAnsi="Courier New"/>
+                <w:sz w:val="18"/>
+                <w:szCs w:val="18"/>
+              </w:rPr>
+              <w:t xml:space="preserve">    i = low + 1</w:t>
             </w:r>
           </w:p>
           <w:p>
@@ -2861,7 +3714,124 @@
                 <w:sz w:val="18"/>
                 <w:szCs w:val="18"/>
               </w:rPr>
-              <w:t xml:space="preserve"># Intermediate - shown above with quick_sort_count_ops</w:t>
+              <w:t xml:space="preserve">    while i &lt;= gt:</w:t>
+            </w:r>
+          </w:p>
+          <w:p>
+            <w:pPr>
+              <w:spacing w:after="20"/>
+            </w:pPr>
+            <w:r>
+              <w:rPr>
+                <w:rFonts w:ascii="Courier New" w:cs="Courier New" w:eastAsia="Courier New" w:hAnsi="Courier New"/>
+                <w:sz w:val="18"/>
+                <w:szCs w:val="18"/>
+              </w:rPr>
+              <w:t xml:space="preserve">        if arr[i] &lt; pivot:</w:t>
+            </w:r>
+          </w:p>
+          <w:p>
+            <w:pPr>
+              <w:spacing w:after="20"/>
+            </w:pPr>
+            <w:r>
+              <w:rPr>
+                <w:rFonts w:ascii="Courier New" w:cs="Courier New" w:eastAsia="Courier New" w:hAnsi="Courier New"/>
+                <w:sz w:val="18"/>
+                <w:szCs w:val="18"/>
+              </w:rPr>
+              <w:t xml:space="preserve">            arr[lt], arr[i] = arr[i], arr[lt]</w:t>
+            </w:r>
+          </w:p>
+          <w:p>
+            <w:pPr>
+              <w:spacing w:after="20"/>
+            </w:pPr>
+            <w:r>
+              <w:rPr>
+                <w:rFonts w:ascii="Courier New" w:cs="Courier New" w:eastAsia="Courier New" w:hAnsi="Courier New"/>
+                <w:sz w:val="18"/>
+                <w:szCs w:val="18"/>
+              </w:rPr>
+              <w:t xml:space="preserve">            lt += 1</w:t>
+            </w:r>
+          </w:p>
+          <w:p>
+            <w:pPr>
+              <w:spacing w:after="20"/>
+            </w:pPr>
+            <w:r>
+              <w:rPr>
+                <w:rFonts w:ascii="Courier New" w:cs="Courier New" w:eastAsia="Courier New" w:hAnsi="Courier New"/>
+                <w:sz w:val="18"/>
+                <w:szCs w:val="18"/>
+              </w:rPr>
+              <w:t xml:space="preserve">            i += 1</w:t>
+            </w:r>
+          </w:p>
+          <w:p>
+            <w:pPr>
+              <w:spacing w:after="20"/>
+            </w:pPr>
+            <w:r>
+              <w:rPr>
+                <w:rFonts w:ascii="Courier New" w:cs="Courier New" w:eastAsia="Courier New" w:hAnsi="Courier New"/>
+                <w:sz w:val="18"/>
+                <w:szCs w:val="18"/>
+              </w:rPr>
+              <w:t xml:space="preserve">        elif arr[i] &gt; pivot:</w:t>
+            </w:r>
+          </w:p>
+          <w:p>
+            <w:pPr>
+              <w:spacing w:after="20"/>
+            </w:pPr>
+            <w:r>
+              <w:rPr>
+                <w:rFonts w:ascii="Courier New" w:cs="Courier New" w:eastAsia="Courier New" w:hAnsi="Courier New"/>
+                <w:sz w:val="18"/>
+                <w:szCs w:val="18"/>
+              </w:rPr>
+              <w:t xml:space="preserve">            arr[i], arr[gt] = arr[gt], arr[i]</w:t>
+            </w:r>
+          </w:p>
+          <w:p>
+            <w:pPr>
+              <w:spacing w:after="20"/>
+            </w:pPr>
+            <w:r>
+              <w:rPr>
+                <w:rFonts w:ascii="Courier New" w:cs="Courier New" w:eastAsia="Courier New" w:hAnsi="Courier New"/>
+                <w:sz w:val="18"/>
+                <w:szCs w:val="18"/>
+              </w:rPr>
+              <w:t xml:space="preserve">            gt -= 1</w:t>
+            </w:r>
+          </w:p>
+          <w:p>
+            <w:pPr>
+              <w:spacing w:after="20"/>
+            </w:pPr>
+            <w:r>
+              <w:rPr>
+                <w:rFonts w:ascii="Courier New" w:cs="Courier New" w:eastAsia="Courier New" w:hAnsi="Courier New"/>
+                <w:sz w:val="18"/>
+                <w:szCs w:val="18"/>
+              </w:rPr>
+              <w:t xml:space="preserve">        else:</w:t>
+            </w:r>
+          </w:p>
+          <w:p>
+            <w:pPr>
+              <w:spacing w:after="20"/>
+            </w:pPr>
+            <w:r>
+              <w:rPr>
+                <w:rFonts w:ascii="Courier New" w:cs="Courier New" w:eastAsia="Courier New" w:hAnsi="Courier New"/>
+                <w:sz w:val="18"/>
+                <w:szCs w:val="18"/>
+              </w:rPr>
+              <w:t xml:space="preserve">            i += 1</w:t>
             </w:r>
           </w:p>
           <w:p>
@@ -2887,85 +3857,7 @@
                 <w:sz w:val="18"/>
                 <w:szCs w:val="18"/>
               </w:rPr>
-              <w:t xml:space="preserve"># Challenge - Three-way partition</w:t>
-            </w:r>
-          </w:p>
-          <w:p>
-            <w:pPr>
-              <w:spacing w:after="20"/>
-            </w:pPr>
-            <w:r>
-              <w:rPr>
-                <w:rFonts w:ascii="Courier New" w:cs="Courier New" w:eastAsia="Courier New" w:hAnsi="Courier New"/>
-                <w:sz w:val="18"/>
-                <w:szCs w:val="18"/>
-              </w:rPr>
-              <w:t xml:space="preserve">def partition_three_way(arr, low, high):</w:t>
-            </w:r>
-          </w:p>
-          <w:p>
-            <w:pPr>
-              <w:spacing w:after="20"/>
-            </w:pPr>
-            <w:r>
-              <w:rPr>
-                <w:rFonts w:ascii="Courier New" w:cs="Courier New" w:eastAsia="Courier New" w:hAnsi="Courier New"/>
-                <w:sz w:val="18"/>
-                <w:szCs w:val="18"/>
-              </w:rPr>
-              <w:t xml:space="preserve">    """Partition into &lt;, ==, &gt; pivot. Returns (lt, gt) indices."""</w:t>
-            </w:r>
-          </w:p>
-          <w:p>
-            <w:pPr>
-              <w:spacing w:after="20"/>
-            </w:pPr>
-            <w:r>
-              <w:rPr>
-                <w:rFonts w:ascii="Courier New" w:cs="Courier New" w:eastAsia="Courier New" w:hAnsi="Courier New"/>
-                <w:sz w:val="18"/>
-                <w:szCs w:val="18"/>
-              </w:rPr>
-              <w:t xml:space="preserve">    pivot = arr[low]</w:t>
-            </w:r>
-          </w:p>
-          <w:p>
-            <w:pPr>
-              <w:spacing w:after="20"/>
-            </w:pPr>
-            <w:r>
-              <w:rPr>
-                <w:rFonts w:ascii="Courier New" w:cs="Courier New" w:eastAsia="Courier New" w:hAnsi="Courier New"/>
-                <w:sz w:val="18"/>
-                <w:szCs w:val="18"/>
-              </w:rPr>
-              <w:t xml:space="preserve">    lt = low</w:t>
-            </w:r>
-          </w:p>
-          <w:p>
-            <w:pPr>
-              <w:spacing w:after="20"/>
-            </w:pPr>
-            <w:r>
-              <w:rPr>
-                <w:rFonts w:ascii="Courier New" w:cs="Courier New" w:eastAsia="Courier New" w:hAnsi="Courier New"/>
-                <w:sz w:val="18"/>
-                <w:szCs w:val="18"/>
-              </w:rPr>
-              <w:t xml:space="preserve">    gt = high</w:t>
-            </w:r>
-          </w:p>
-          <w:p>
-            <w:pPr>
-              <w:spacing w:after="20"/>
-            </w:pPr>
-            <w:r>
-              <w:rPr>
-                <w:rFonts w:ascii="Courier New" w:cs="Courier New" w:eastAsia="Courier New" w:hAnsi="Courier New"/>
-                <w:sz w:val="18"/>
-                <w:szCs w:val="18"/>
-              </w:rPr>
-              <w:t xml:space="preserve">    i = low + 1</w:t>
+              <w:t xml:space="preserve">    return lt, gt</w:t>
             </w:r>
           </w:p>
           <w:p>
@@ -2991,136 +3883,6 @@
                 <w:sz w:val="18"/>
                 <w:szCs w:val="18"/>
               </w:rPr>
-              <w:t xml:space="preserve">    while i &lt;= gt:</w:t>
-            </w:r>
-          </w:p>
-          <w:p>
-            <w:pPr>
-              <w:spacing w:after="20"/>
-            </w:pPr>
-            <w:r>
-              <w:rPr>
-                <w:rFonts w:ascii="Courier New" w:cs="Courier New" w:eastAsia="Courier New" w:hAnsi="Courier New"/>
-                <w:sz w:val="18"/>
-                <w:szCs w:val="18"/>
-              </w:rPr>
-              <w:t xml:space="preserve">        if arr[i] &lt; pivot:</w:t>
-            </w:r>
-          </w:p>
-          <w:p>
-            <w:pPr>
-              <w:spacing w:after="20"/>
-            </w:pPr>
-            <w:r>
-              <w:rPr>
-                <w:rFonts w:ascii="Courier New" w:cs="Courier New" w:eastAsia="Courier New" w:hAnsi="Courier New"/>
-                <w:sz w:val="18"/>
-                <w:szCs w:val="18"/>
-              </w:rPr>
-              <w:t xml:space="preserve">            arr[lt], arr[i] = arr[i], arr[lt]</w:t>
-            </w:r>
-          </w:p>
-          <w:p>
-            <w:pPr>
-              <w:spacing w:after="20"/>
-            </w:pPr>
-            <w:r>
-              <w:rPr>
-                <w:rFonts w:ascii="Courier New" w:cs="Courier New" w:eastAsia="Courier New" w:hAnsi="Courier New"/>
-                <w:sz w:val="18"/>
-                <w:szCs w:val="18"/>
-              </w:rPr>
-              <w:t xml:space="preserve">            lt += 1</w:t>
-            </w:r>
-          </w:p>
-          <w:p>
-            <w:pPr>
-              <w:spacing w:after="20"/>
-            </w:pPr>
-            <w:r>
-              <w:rPr>
-                <w:rFonts w:ascii="Courier New" w:cs="Courier New" w:eastAsia="Courier New" w:hAnsi="Courier New"/>
-                <w:sz w:val="18"/>
-                <w:szCs w:val="18"/>
-              </w:rPr>
-              <w:t xml:space="preserve">            i += 1</w:t>
-            </w:r>
-          </w:p>
-          <w:p>
-            <w:pPr>
-              <w:spacing w:after="20"/>
-            </w:pPr>
-            <w:r>
-              <w:rPr>
-                <w:rFonts w:ascii="Courier New" w:cs="Courier New" w:eastAsia="Courier New" w:hAnsi="Courier New"/>
-                <w:sz w:val="18"/>
-                <w:szCs w:val="18"/>
-              </w:rPr>
-              <w:t xml:space="preserve">        elif arr[i] &gt; pivot:</w:t>
-            </w:r>
-          </w:p>
-          <w:p>
-            <w:pPr>
-              <w:spacing w:after="20"/>
-            </w:pPr>
-            <w:r>
-              <w:rPr>
-                <w:rFonts w:ascii="Courier New" w:cs="Courier New" w:eastAsia="Courier New" w:hAnsi="Courier New"/>
-                <w:sz w:val="18"/>
-                <w:szCs w:val="18"/>
-              </w:rPr>
-              <w:t xml:space="preserve">            arr[i], arr[gt] = arr[gt], arr[i]</w:t>
-            </w:r>
-          </w:p>
-          <w:p>
-            <w:pPr>
-              <w:spacing w:after="20"/>
-            </w:pPr>
-            <w:r>
-              <w:rPr>
-                <w:rFonts w:ascii="Courier New" w:cs="Courier New" w:eastAsia="Courier New" w:hAnsi="Courier New"/>
-                <w:sz w:val="18"/>
-                <w:szCs w:val="18"/>
-              </w:rPr>
-              <w:t xml:space="preserve">            gt -= 1</w:t>
-            </w:r>
-          </w:p>
-          <w:p>
-            <w:pPr>
-              <w:spacing w:after="20"/>
-            </w:pPr>
-            <w:r>
-              <w:rPr>
-                <w:rFonts w:ascii="Courier New" w:cs="Courier New" w:eastAsia="Courier New" w:hAnsi="Courier New"/>
-                <w:sz w:val="18"/>
-                <w:szCs w:val="18"/>
-              </w:rPr>
-              <w:t xml:space="preserve">        else:</w:t>
-            </w:r>
-          </w:p>
-          <w:p>
-            <w:pPr>
-              <w:spacing w:after="20"/>
-            </w:pPr>
-            <w:r>
-              <w:rPr>
-                <w:rFonts w:ascii="Courier New" w:cs="Courier New" w:eastAsia="Courier New" w:hAnsi="Courier New"/>
-                <w:sz w:val="18"/>
-                <w:szCs w:val="18"/>
-              </w:rPr>
-              <w:t xml:space="preserve">            i += 1</w:t>
-            </w:r>
-          </w:p>
-          <w:p>
-            <w:pPr>
-              <w:spacing w:after="20"/>
-            </w:pPr>
-            <w:r>
-              <w:rPr>
-                <w:rFonts w:ascii="Courier New" w:cs="Courier New" w:eastAsia="Courier New" w:hAnsi="Courier New"/>
-                <w:sz w:val="18"/>
-                <w:szCs w:val="18"/>
-              </w:rPr>
               <w:t xml:space="preserve"> </w:t>
             </w:r>
           </w:p>
@@ -3134,7 +3896,59 @@
                 <w:sz w:val="18"/>
                 <w:szCs w:val="18"/>
               </w:rPr>
-              <w:t xml:space="preserve">    return lt, gt</w:t>
+              <w:t xml:space="preserve">def quick_sort_three_way(arr, low=None, high=None):</w:t>
+            </w:r>
+          </w:p>
+          <w:p>
+            <w:pPr>
+              <w:spacing w:after="20"/>
+            </w:pPr>
+            <w:r>
+              <w:rPr>
+                <w:rFonts w:ascii="Courier New" w:cs="Courier New" w:eastAsia="Courier New" w:hAnsi="Courier New"/>
+                <w:sz w:val="18"/>
+                <w:szCs w:val="18"/>
+              </w:rPr>
+              <w:t xml:space="preserve">    if low is None:</w:t>
+            </w:r>
+          </w:p>
+          <w:p>
+            <w:pPr>
+              <w:spacing w:after="20"/>
+            </w:pPr>
+            <w:r>
+              <w:rPr>
+                <w:rFonts w:ascii="Courier New" w:cs="Courier New" w:eastAsia="Courier New" w:hAnsi="Courier New"/>
+                <w:sz w:val="18"/>
+                <w:szCs w:val="18"/>
+              </w:rPr>
+              <w:t xml:space="preserve">        low = 0</w:t>
+            </w:r>
+          </w:p>
+          <w:p>
+            <w:pPr>
+              <w:spacing w:after="20"/>
+            </w:pPr>
+            <w:r>
+              <w:rPr>
+                <w:rFonts w:ascii="Courier New" w:cs="Courier New" w:eastAsia="Courier New" w:hAnsi="Courier New"/>
+                <w:sz w:val="18"/>
+                <w:szCs w:val="18"/>
+              </w:rPr>
+              <w:t xml:space="preserve">    if high is None:</w:t>
+            </w:r>
+          </w:p>
+          <w:p>
+            <w:pPr>
+              <w:spacing w:after="20"/>
+            </w:pPr>
+            <w:r>
+              <w:rPr>
+                <w:rFonts w:ascii="Courier New" w:cs="Courier New" w:eastAsia="Courier New" w:hAnsi="Courier New"/>
+                <w:sz w:val="18"/>
+                <w:szCs w:val="18"/>
+              </w:rPr>
+              <w:t xml:space="preserve">        high = len(arr) - 1</w:t>
             </w:r>
           </w:p>
           <w:p>
@@ -3160,72 +3974,46 @@
                 <w:sz w:val="18"/>
                 <w:szCs w:val="18"/>
               </w:rPr>
-              <w:t xml:space="preserve"># Three-way quick sort</w:t>
-            </w:r>
-          </w:p>
-          <w:p>
-            <w:pPr>
-              <w:spacing w:after="20"/>
-            </w:pPr>
-            <w:r>
-              <w:rPr>
-                <w:rFonts w:ascii="Courier New" w:cs="Courier New" w:eastAsia="Courier New" w:hAnsi="Courier New"/>
-                <w:sz w:val="18"/>
-                <w:szCs w:val="18"/>
-              </w:rPr>
-              <w:t xml:space="preserve">def quick_sort_three_way(arr, low=None, high=None):</w:t>
-            </w:r>
-          </w:p>
-          <w:p>
-            <w:pPr>
-              <w:spacing w:after="20"/>
-            </w:pPr>
-            <w:r>
-              <w:rPr>
-                <w:rFonts w:ascii="Courier New" w:cs="Courier New" w:eastAsia="Courier New" w:hAnsi="Courier New"/>
-                <w:sz w:val="18"/>
-                <w:szCs w:val="18"/>
-              </w:rPr>
-              <w:t xml:space="preserve">    if low is None:</w:t>
-            </w:r>
-          </w:p>
-          <w:p>
-            <w:pPr>
-              <w:spacing w:after="20"/>
-            </w:pPr>
-            <w:r>
-              <w:rPr>
-                <w:rFonts w:ascii="Courier New" w:cs="Courier New" w:eastAsia="Courier New" w:hAnsi="Courier New"/>
-                <w:sz w:val="18"/>
-                <w:szCs w:val="18"/>
-              </w:rPr>
-              <w:t xml:space="preserve">        low = 0</w:t>
-            </w:r>
-          </w:p>
-          <w:p>
-            <w:pPr>
-              <w:spacing w:after="20"/>
-            </w:pPr>
-            <w:r>
-              <w:rPr>
-                <w:rFonts w:ascii="Courier New" w:cs="Courier New" w:eastAsia="Courier New" w:hAnsi="Courier New"/>
-                <w:sz w:val="18"/>
-                <w:szCs w:val="18"/>
-              </w:rPr>
-              <w:t xml:space="preserve">    if high is None:</w:t>
-            </w:r>
-          </w:p>
-          <w:p>
-            <w:pPr>
-              <w:spacing w:after="20"/>
-            </w:pPr>
-            <w:r>
-              <w:rPr>
-                <w:rFonts w:ascii="Courier New" w:cs="Courier New" w:eastAsia="Courier New" w:hAnsi="Courier New"/>
-                <w:sz w:val="18"/>
-                <w:szCs w:val="18"/>
-              </w:rPr>
-              <w:t xml:space="preserve">        high = len(arr) - 1</w:t>
+              <w:t xml:space="preserve">    if low &lt; high:</w:t>
+            </w:r>
+          </w:p>
+          <w:p>
+            <w:pPr>
+              <w:spacing w:after="20"/>
+            </w:pPr>
+            <w:r>
+              <w:rPr>
+                <w:rFonts w:ascii="Courier New" w:cs="Courier New" w:eastAsia="Courier New" w:hAnsi="Courier New"/>
+                <w:sz w:val="18"/>
+                <w:szCs w:val="18"/>
+              </w:rPr>
+              <w:t xml:space="preserve">        lt, gt = partition_three_way(arr, low, high)</w:t>
+            </w:r>
+          </w:p>
+          <w:p>
+            <w:pPr>
+              <w:spacing w:after="20"/>
+            </w:pPr>
+            <w:r>
+              <w:rPr>
+                <w:rFonts w:ascii="Courier New" w:cs="Courier New" w:eastAsia="Courier New" w:hAnsi="Courier New"/>
+                <w:sz w:val="18"/>
+                <w:szCs w:val="18"/>
+              </w:rPr>
+              <w:t xml:space="preserve">        quick_sort_three_way(arr, low, lt - 1)</w:t>
+            </w:r>
+          </w:p>
+          <w:p>
+            <w:pPr>
+              <w:spacing w:after="20"/>
+            </w:pPr>
+            <w:r>
+              <w:rPr>
+                <w:rFonts w:ascii="Courier New" w:cs="Courier New" w:eastAsia="Courier New" w:hAnsi="Courier New"/>
+                <w:sz w:val="18"/>
+                <w:szCs w:val="18"/>
+              </w:rPr>
+              <w:t xml:space="preserve">        quick_sort_three_way(arr, gt + 1, high)</w:t>
             </w:r>
           </w:p>
           <w:p>
@@ -3251,98 +4039,7 @@
                 <w:sz w:val="18"/>
                 <w:szCs w:val="18"/>
               </w:rPr>
-              <w:t xml:space="preserve">    if low &lt; high:</w:t>
-            </w:r>
-          </w:p>
-          <w:p>
-            <w:pPr>
-              <w:spacing w:after="20"/>
-            </w:pPr>
-            <w:r>
-              <w:rPr>
-                <w:rFonts w:ascii="Courier New" w:cs="Courier New" w:eastAsia="Courier New" w:hAnsi="Courier New"/>
-                <w:sz w:val="18"/>
-                <w:szCs w:val="18"/>
-              </w:rPr>
-              <w:t xml:space="preserve">        lt, gt = partition_three_way(arr, low, high)</w:t>
-            </w:r>
-          </w:p>
-          <w:p>
-            <w:pPr>
-              <w:spacing w:after="20"/>
-            </w:pPr>
-            <w:r>
-              <w:rPr>
-                <w:rFonts w:ascii="Courier New" w:cs="Courier New" w:eastAsia="Courier New" w:hAnsi="Courier New"/>
-                <w:sz w:val="18"/>
-                <w:szCs w:val="18"/>
-              </w:rPr>
-              <w:t xml:space="preserve">        quick_sort_three_way(arr, low, lt - 1)</w:t>
-            </w:r>
-          </w:p>
-          <w:p>
-            <w:pPr>
-              <w:spacing w:after="20"/>
-            </w:pPr>
-            <w:r>
-              <w:rPr>
-                <w:rFonts w:ascii="Courier New" w:cs="Courier New" w:eastAsia="Courier New" w:hAnsi="Courier New"/>
-                <w:sz w:val="18"/>
-                <w:szCs w:val="18"/>
-              </w:rPr>
-              <w:t xml:space="preserve">        quick_sort_three_way(arr, gt + 1, high)</w:t>
-            </w:r>
-          </w:p>
-          <w:p>
-            <w:pPr>
-              <w:spacing w:after="20"/>
-            </w:pPr>
-            <w:r>
-              <w:rPr>
-                <w:rFonts w:ascii="Courier New" w:cs="Courier New" w:eastAsia="Courier New" w:hAnsi="Courier New"/>
-                <w:sz w:val="18"/>
-                <w:szCs w:val="18"/>
-              </w:rPr>
-              <w:t xml:space="preserve"> </w:t>
-            </w:r>
-          </w:p>
-          <w:p>
-            <w:pPr>
-              <w:spacing w:after="20"/>
-            </w:pPr>
-            <w:r>
-              <w:rPr>
-                <w:rFonts w:ascii="Courier New" w:cs="Courier New" w:eastAsia="Courier New" w:hAnsi="Courier New"/>
-                <w:sz w:val="18"/>
-                <w:szCs w:val="18"/>
-              </w:rPr>
               <w:t xml:space="preserve">    return arr</w:t>
-            </w:r>
-          </w:p>
-          <w:p>
-            <w:pPr>
-              <w:spacing w:after="20"/>
-            </w:pPr>
-            <w:r>
-              <w:rPr>
-                <w:rFonts w:ascii="Courier New" w:cs="Courier New" w:eastAsia="Courier New" w:hAnsi="Courier New"/>
-                <w:sz w:val="18"/>
-                <w:szCs w:val="18"/>
-              </w:rPr>
-              <w:t xml:space="preserve"> </w:t>
-            </w:r>
-          </w:p>
-          <w:p>
-            <w:pPr>
-              <w:spacing w:after="20"/>
-            </w:pPr>
-            <w:r>
-              <w:rPr>
-                <w:rFonts w:ascii="Courier New" w:cs="Courier New" w:eastAsia="Courier New" w:hAnsi="Courier New"/>
-                <w:sz w:val="18"/>
-                <w:szCs w:val="18"/>
-              </w:rPr>
-              <w:t xml:space="preserve"># Benefits: Duplicates are grouped together, not sorted recursively</w:t>
             </w:r>
           </w:p>
         </w:tc>

--- a/Coding 2 - year/Unit 5 - Sorting Searching & Recursion/Daily Lesson Plans/Word/Day 16.docx
+++ b/Coding 2 - year/Unit 5 - Sorting Searching & Recursion/Daily Lesson Plans/Word/Day 16.docx
@@ -380,7 +380,7 @@
                 <w:sz w:val="20"/>
                 <w:szCs w:val="20"/>
               </w:rPr>
-              <w:t xml:space="preserve">    What do you already know about how to implement quick sort efficiently and understand its worst-case behavior?</w:t>
+              <w:t xml:space="preserve">    Why might a programmer need to implement quick sort efficiently and understand its worst-case behavior? What problem does it solve?</w:t>
             </w:r>
             <w:r>
               <w:rPr>
@@ -477,7 +477,7 @@
                 <w:sz w:val="20"/>
                 <w:szCs w:val="20"/>
               </w:rPr>
-              <w:t xml:space="preserve">Today's Goal: By the end of class you will be able to implement quick sort efficiently and understand its worst-case behavior.</w:t>
+              <w:t xml:space="preserve">Today’s Goal: By the end of class you will be able to implement quick sort efficiently and understand its worst-case behavior.</w:t>
             </w:r>
             <w:r>
               <w:rPr>
@@ -1305,7 +1305,7 @@
                 <w:sz w:val="20"/>
                 <w:szCs w:val="20"/>
               </w:rPr>
-              <w:t xml:space="preserve">Quick Check: Implement quick sort efficiently and understand its worst-case behavior?</w:t>
+              <w:t xml:space="preserve">Describe the steps you'd follow to implement quick sort efficiently and understand its worst-case behavior. What would you check to confirm it worked?</w:t>
             </w:r>
             <w:r>
               <w:rPr>

--- a/Coding 2 - year/Unit 5 - Sorting Searching & Recursion/Daily Lesson Plans/Word/Day 16.docx
+++ b/Coding 2 - year/Unit 5 - Sorting Searching & Recursion/Daily Lesson Plans/Word/Day 16.docx
@@ -1169,6 +1169,19 @@
             <w:r>
               <w:rPr>
                 <w:rFonts w:ascii="Arial" w:cs="Arial" w:eastAsia="Arial" w:hAnsi="Arial"/>
+                <w:b/>
+                <w:bCs/>
+                <w:i w:val="false"/>
+                <w:iCs w:val="false"/>
+                <w:color w:val="000000"/>
+                <w:sz w:val="20"/>
+                <w:szCs w:val="20"/>
+              </w:rPr>
+              <w:t xml:space="preserve">    Beginner: </w:t>
+            </w:r>
+            <w:r>
+              <w:rPr>
+                <w:rFonts w:ascii="Arial" w:cs="Arial" w:eastAsia="Arial" w:hAnsi="Arial"/>
                 <w:b w:val="false"/>
                 <w:bCs w:val="false"/>
                 <w:i w:val="false"/>
@@ -1177,7 +1190,77 @@
                 <w:sz w:val="20"/>
                 <w:szCs w:val="20"/>
               </w:rPr>
-              <w:t xml:space="preserve">    Work through problems from the day's exercise set.</w:t>
+              <w:t xml:space="preserve">Implement quick sort from scratch. Test on [9, 3, 7, 1, 5].</w:t>
+            </w:r>
+            <w:r>
+              <w:rPr>
+                <w:rFonts w:ascii="Arial" w:cs="Arial" w:eastAsia="Arial" w:hAnsi="Arial"/>
+                <w:sz w:val="20"/>
+                <w:szCs w:val="20"/>
+              </w:rPr>
+              <w:br/>
+              <w:t xml:space="preserve"/>
+            </w:r>
+            <w:r>
+              <w:rPr>
+                <w:rFonts w:ascii="Arial" w:cs="Arial" w:eastAsia="Arial" w:hAnsi="Arial"/>
+                <w:b/>
+                <w:bCs/>
+                <w:i w:val="false"/>
+                <w:iCs w:val="false"/>
+                <w:color w:val="000000"/>
+                <w:sz w:val="20"/>
+                <w:szCs w:val="20"/>
+              </w:rPr>
+              <w:t xml:space="preserve">    Intermediate: </w:t>
+            </w:r>
+            <w:r>
+              <w:rPr>
+                <w:rFonts w:ascii="Arial" w:cs="Arial" w:eastAsia="Arial" w:hAnsi="Arial"/>
+                <w:b w:val="false"/>
+                <w:bCs w:val="false"/>
+                <w:i w:val="false"/>
+                <w:iCs w:val="false"/>
+                <w:color w:val="000000"/>
+                <w:sz w:val="20"/>
+                <w:szCs w:val="20"/>
+              </w:rPr>
+              <w:t xml:space="preserve">Add operation counting (comparisons and swaps). Compare to merge sort on same data.</w:t>
+            </w:r>
+            <w:r>
+              <w:rPr>
+                <w:rFonts w:ascii="Arial" w:cs="Arial" w:eastAsia="Arial" w:hAnsi="Arial"/>
+                <w:sz w:val="20"/>
+                <w:szCs w:val="20"/>
+              </w:rPr>
+              <w:br/>
+              <w:t xml:space="preserve"/>
+            </w:r>
+            <w:r>
+              <w:rPr>
+                <w:rFonts w:ascii="Arial" w:cs="Arial" w:eastAsia="Arial" w:hAnsi="Arial"/>
+                <w:b/>
+                <w:bCs/>
+                <w:i w:val="false"/>
+                <w:iCs w:val="false"/>
+                <w:color w:val="000000"/>
+                <w:sz w:val="20"/>
+                <w:szCs w:val="20"/>
+              </w:rPr>
+              <w:t xml:space="preserve">    Challenge: </w:t>
+            </w:r>
+            <w:r>
+              <w:rPr>
+                <w:rFonts w:ascii="Arial" w:cs="Arial" w:eastAsia="Arial" w:hAnsi="Arial"/>
+                <w:b w:val="false"/>
+                <w:bCs w:val="false"/>
+                <w:i w:val="false"/>
+                <w:iCs w:val="false"/>
+                <w:color w:val="000000"/>
+                <w:sz w:val="20"/>
+                <w:szCs w:val="20"/>
+              </w:rPr>
+              <w:t xml:space="preserve">Implement the three-way partition (elements  pivot). Why does this help with duplicate values?</w:t>
             </w:r>
             <w:r>
               <w:rPr>
@@ -4216,6 +4299,94 @@
       <w:pPr>
         <w:spacing w:after="160"/>
       </w:pPr>
+    </w:p>
+    <w:p>
+      <w:pPr>
+        <w:pBdr>
+          <w:bottom w:val="single" w:color="1B7A4A" w:sz="4" w:space="4"/>
+        </w:pBdr>
+        <w:spacing w:after="100" w:before="120"/>
+      </w:pPr>
+      <w:r>
+        <w:rPr>
+          <w:rFonts w:ascii="Arial" w:cs="Arial" w:eastAsia="Arial" w:hAnsi="Arial"/>
+          <w:b/>
+          <w:bCs/>
+          <w:color w:val="1B7A4A"/>
+          <w:sz w:val="24"/>
+          <w:szCs w:val="24"/>
+        </w:rPr>
+        <w:t xml:space="preserve">Practice Problems</w:t>
+      </w:r>
+    </w:p>
+    <w:p>
+      <w:pPr>
+        <w:spacing w:after="80"/>
+      </w:pPr>
+      <w:r>
+        <w:rPr>
+          <w:rFonts w:ascii="Arial" w:cs="Arial" w:eastAsia="Arial" w:hAnsi="Arial"/>
+          <w:b/>
+          <w:bCs/>
+          <w:sz w:val="20"/>
+          <w:szCs w:val="20"/>
+        </w:rPr>
+        <w:t xml:space="preserve">Problem 1: </w:t>
+      </w:r>
+      <w:r>
+        <w:rPr>
+          <w:rFonts w:ascii="Arial" w:cs="Arial" w:eastAsia="Arial" w:hAnsi="Arial"/>
+          <w:sz w:val="20"/>
+          <w:szCs w:val="20"/>
+        </w:rPr>
+        <w:t xml:space="preserve">Beginner:  Implement quick sort from scratch. Test on [9, 3, 7, 1, 5].</w:t>
+      </w:r>
+    </w:p>
+    <w:p>
+      <w:pPr>
+        <w:spacing w:after="80"/>
+      </w:pPr>
+      <w:r>
+        <w:rPr>
+          <w:rFonts w:ascii="Arial" w:cs="Arial" w:eastAsia="Arial" w:hAnsi="Arial"/>
+          <w:b/>
+          <w:bCs/>
+          <w:sz w:val="20"/>
+          <w:szCs w:val="20"/>
+        </w:rPr>
+        <w:t xml:space="preserve">Problem 2: </w:t>
+      </w:r>
+      <w:r>
+        <w:rPr>
+          <w:rFonts w:ascii="Arial" w:cs="Arial" w:eastAsia="Arial" w:hAnsi="Arial"/>
+          <w:sz w:val="20"/>
+          <w:szCs w:val="20"/>
+        </w:rPr>
+        <w:t xml:space="preserve">Intermediate:  Add operation counting (comparisons and swaps). Compare to merge sort on same data.</w:t>
+      </w:r>
+    </w:p>
+    <w:p>
+      <w:pPr>
+        <w:spacing w:after="80"/>
+      </w:pPr>
+      <w:r>
+        <w:rPr>
+          <w:rFonts w:ascii="Arial" w:cs="Arial" w:eastAsia="Arial" w:hAnsi="Arial"/>
+          <w:b/>
+          <w:bCs/>
+          <w:sz w:val="20"/>
+          <w:szCs w:val="20"/>
+        </w:rPr>
+        <w:t xml:space="preserve">Problem 3: </w:t>
+      </w:r>
+      <w:r>
+        <w:rPr>
+          <w:rFonts w:ascii="Arial" w:cs="Arial" w:eastAsia="Arial" w:hAnsi="Arial"/>
+          <w:sz w:val="20"/>
+          <w:szCs w:val="20"/>
+        </w:rPr>
+        <w:t xml:space="preserve">Challenge:  Implement the three-way partition (elements  pivot). Why does this help with duplicate values?</w:t>
+      </w:r>
     </w:p>
     <w:p>
       <w:pPr>
